--- a/extrakty/doc/TC278WG7/extract_14825_(2008).docx
+++ b/extrakty/doc/TC278WG7/extract_14825_(2008).docx
@@ -254,6 +254,19 @@
       <w:pPr>
         <w:pStyle w:val="Textnormy"/>
         <w:rPr>
+          <w:rFonts w:eastAsia="Arial"/>
+          <w:lang w:eastAsia="ar-SA"/>
+        </w:rPr>
+      </w:pPr>
+      <w:r>
+        <w:rPr/>
+        <w:t xml:space="preserve">Poznámka: Extrakt uvádí vybrané kapitoly popisovaného dokumentu a přejímá původní číslování kapitol.</w:t>
+      </w:r>
+    </w:p>
+    <w:p>
+      <w:pPr>
+        <w:pStyle w:val="Textnormy"/>
+        <w:rPr>
           <w:b/>
           <w:sz w:val="22"/>
           <w:szCs w:val="22"/>
@@ -1836,23 +1849,47 @@
           <w:sz w:val="22"/>
           <w:szCs w:val="22"/>
         </w:rPr>
-        <w:t>Souvisící normy</w:t>
-      </w:r>
-    </w:p>
-    <w:p>
-      <w:pPr>
-        <w:pStyle w:val="Textnormy"/>
-        <w:rPr>
-          <w:rFonts w:eastAsia="Arial" w:cs="Arial"/>
-          <w:lang w:eastAsia="ar-SA" w:bidi="zxx"/>
-        </w:rPr>
-      </w:pPr>
-      <w:r>
-        <w:rPr>
-          <w:rFonts w:eastAsia="Arial" w:cs="Arial"/>
-          <w:lang w:eastAsia="ar-SA" w:bidi="zxx"/>
-        </w:rPr>
-        <w:t>ISO/IEC 8859-1 Informační technologie – 8 bitové kódované grafické znakové množiny – Část 1: Latinská abeceda č.1</w:t>
+        <w:t>1 Předmět normy</w:t>
+      </w:r>
+    </w:p>
+    <w:p>
+      <w:pPr>
+        <w:pStyle w:val="Textnormy"/>
+        <w:rPr>
+          <w:rFonts w:eastAsia="Arial" w:cs="Arial"/>
+          <w:lang w:eastAsia="ar-SA" w:bidi="zxx"/>
+        </w:rPr>
+      </w:pPr>
+      <w:r>
+        <w:rPr/>
+        <w:t>Norma je členěna do osmi základních částí: c</w:t>
+      </w:r>
+      <w:r>
+        <w:rPr>
+          <w:rFonts w:eastAsia="Arial"/>
+        </w:rPr>
+        <w:t xml:space="preserve">elkový konceptuální datový model, </w:t>
+      </w:r>
+      <w:r>
+        <w:rPr/>
+        <w:t>k</w:t>
+      </w:r>
+      <w:r>
+        <w:rPr>
+          <w:rFonts w:eastAsia="Arial"/>
+        </w:rPr>
+        <w:t>atalog geoprvků</w:t>
+      </w:r>
+      <w:r>
+        <w:rPr/>
+        <w:t xml:space="preserve">, </w:t>
+      </w:r>
+      <w:r>
+        <w:rPr>
+          <w:rFonts w:eastAsia="Arial" w:cs="Arial"/>
+          <w:lang w:eastAsia="ar-SA" w:bidi="zxx"/>
+        </w:rPr>
+        <w:t>katalog atributů, katalog relačních vztahů, pravidla reprezentace geoprvků, katalog metadat, logická datová struktura a specifikace datového záznamu.</w:t>
       </w:r>
     </w:p>
     <w:p>
@@ -1870,47 +1907,23 @@
           <w:sz w:val="22"/>
           <w:szCs w:val="22"/>
         </w:rPr>
-        <w:t>1 Předmět normy</w:t>
-      </w:r>
-    </w:p>
-    <w:p>
-      <w:pPr>
-        <w:pStyle w:val="Textnormy"/>
-        <w:rPr>
-          <w:rFonts w:eastAsia="Arial" w:cs="Arial"/>
-          <w:lang w:eastAsia="ar-SA" w:bidi="zxx"/>
-        </w:rPr>
-      </w:pPr>
-      <w:r>
-        <w:rPr/>
-        <w:t>Norma je členěna do osmi základních částí: c</w:t>
-      </w:r>
-      <w:r>
-        <w:rPr>
-          <w:rFonts w:eastAsia="Arial"/>
-        </w:rPr>
-        <w:t xml:space="preserve">elkový konceptuální datový model, </w:t>
-      </w:r>
-      <w:r>
-        <w:rPr/>
-        <w:t>k</w:t>
-      </w:r>
-      <w:r>
-        <w:rPr>
-          <w:rFonts w:eastAsia="Arial"/>
-        </w:rPr>
-        <w:t>atalog geoprvků</w:t>
-      </w:r>
-      <w:r>
-        <w:rPr/>
-        <w:t xml:space="preserve">, </w:t>
-      </w:r>
-      <w:r>
-        <w:rPr>
-          <w:rFonts w:eastAsia="Arial" w:cs="Arial"/>
-          <w:lang w:eastAsia="ar-SA" w:bidi="zxx"/>
-        </w:rPr>
-        <w:t>katalog atributů, katalog relačních vztahů, pravidla reprezentace geoprvků, katalog metadat, logická datová struktura a specifikace datového záznamu.</w:t>
+        <w:t xml:space="preserve">2 Souvisící normy</w:t>
+      </w:r>
+    </w:p>
+    <w:p>
+      <w:pPr>
+        <w:pStyle w:val="Textnormy"/>
+        <w:rPr>
+          <w:rFonts w:eastAsia="Arial" w:cs="Arial"/>
+          <w:lang w:eastAsia="ar-SA" w:bidi="zxx"/>
+        </w:rPr>
+      </w:pPr>
+      <w:r>
+        <w:rPr>
+          <w:rFonts w:eastAsia="Arial" w:cs="Arial"/>
+          <w:lang w:eastAsia="ar-SA" w:bidi="zxx"/>
+        </w:rPr>
+        <w:t>ISO/IEC 8859-1 Informační technologie – 8 bitové kódované grafické znakové množiny – Část 1: Latinská abeceda č.1</w:t>
       </w:r>
     </w:p>
     <w:p>
@@ -2241,6 +2254,19 @@
           <w:lang w:eastAsia="ar-SA" w:bidi="zxx"/>
         </w:rPr>
         <w:t xml:space="preserve"> jsou data, popisující obsah, reprezentaci, rozsah /prostorový či časový/, prostorový referenční systém, kvalitu a administrativní, případně i obchodní aspekty využití digitálních dat</w:t>
+      </w:r>
+    </w:p>
+    <w:p>
+      <w:pPr>
+        <w:pStyle w:val="Textnormy"/>
+        <w:rPr>
+          <w:rFonts w:eastAsia="Arial"/>
+          <w:lang w:eastAsia="ar-SA"/>
+        </w:rPr>
+      </w:pPr>
+      <w:r>
+        <w:rPr/>
+        <w:t xml:space="preserve">Další termíny a zkratky z oboru ITS jsou obsaženy ve slovníku ITS terminology (www.ITSterminology.org).</w:t>
       </w:r>
     </w:p>
     <w:p>
@@ -2382,7 +2408,7 @@
             </wp:cNvGraphicFramePr>
             <a:graphic xmlns:a="http://schemas.openxmlformats.org/drawingml/2006/main">
               <a:graphicData uri="http://schemas.openxmlformats.org/drawingml/2006/picture">
-                <pic:pic xmlns:pic="http://schemas.openxmlformats.org/drawingml/2006/picture">
+                <pic:pic>
                   <pic:nvPicPr>
                     <pic:cNvPr id="1" name="Image1"/>
                     <pic:cNvPicPr>
@@ -2479,7 +2505,7 @@
             </wp:cNvGraphicFramePr>
             <a:graphic xmlns:a="http://schemas.openxmlformats.org/drawingml/2006/main">
               <a:graphicData uri="http://schemas.openxmlformats.org/drawingml/2006/picture">
-                <pic:pic xmlns:pic="http://schemas.openxmlformats.org/drawingml/2006/picture">
+                <pic:pic>
                   <pic:nvPicPr>
                     <pic:cNvPr id="2" name="Image2"/>
                     <pic:cNvPicPr>
@@ -2735,7 +2761,7 @@
             </wp:cNvGraphicFramePr>
             <a:graphic xmlns:a="http://schemas.openxmlformats.org/drawingml/2006/main">
               <a:graphicData uri="http://schemas.openxmlformats.org/drawingml/2006/picture">
-                <pic:pic xmlns:pic="http://schemas.openxmlformats.org/drawingml/2006/picture">
+                <pic:pic>
                   <pic:nvPicPr>
                     <pic:cNvPr id="3" name="Image3"/>
                     <pic:cNvPicPr>

--- a/extrakty/doc/TC278WG7/extract_14825_(2008).docx
+++ b/extrakty/doc/TC278WG7/extract_14825_(2008).docx
@@ -25,7 +25,7 @@
           <w:sz w:val="40"/>
           <w:szCs w:val="40"/>
         </w:rPr>
-        <w:t>EXTRAKT z české technické normy</w:t>
+        <w:t xml:space="preserve">EXTRAKT z evropské normy</w:t>
       </w:r>
     </w:p>
     <w:p>
@@ -129,9 +129,9 @@
             </w:pPr>
             <w:r>
               <w:rPr/>
-              <w:t>ČSN</w:t>
+              <w:t xml:space="preserve">EN ISO 14825</w:t>
               <w:br/>
-              <w:t>EN ISO 14825</w:t>
+              <w:t/>
               <w:br/>
             </w:r>
           </w:p>
@@ -143,7 +143,7 @@
             </w:pPr>
             <w:r>
               <w:rPr/>
-              <w:t>01 8281</w:t>
+              <w:t xml:space="preserve"/>
             </w:r>
           </w:p>
         </w:tc>
@@ -159,9 +159,9 @@
       </w:pPr>
       <w:r>
         <w:rPr/>
-        <w:t>Platí od 11.2004</w:t>
+        <w:t xml:space="preserve">Vydána 2004, 590 stran</w:t>
         <w:tab/>
-        <w:t>590 stran</w:t>
+        <w:t/>
       </w:r>
     </w:p>
     <w:p>
